--- a/deliverables/2026-10-23-unified-update/URP_Update_Notes_20261023.docx
+++ b/deliverables/2026-10-23-unified-update/URP_Update_Notes_20261023.docx
@@ -161,6 +161,35 @@
           <w:sz w:val="21"/>
         </w:rPr>
         <w:t>项目编号、成员及导师沿用正式材料。报告按主要计算已完成填写，实际报销及导师/专家签字留空。当前文件以本版索引为入口，旧稿和旧四窗口阶段包放入history，保存完整研究过程。</w:t>
+      </w:r>
+    </w:p>
+    <w:p>
+      <w:pPr>
+        <w:pStyle w:val="Heading1"/>
+      </w:pPr>
+      <w:r>
+        <w:rPr>
+          <w:rFonts w:ascii="Times New Roman" w:hAnsi="Times New Roman" w:eastAsia="Noto Serif CJK SC"/>
+          <w:b/>
+          <w:sz w:val="26"/>
+        </w:rPr>
+        <w:t>6 引用表述修订</w:t>
+      </w:r>
+    </w:p>
+    <w:p>
+      <w:pPr>
+        <w:keepNext w:val="0"/>
+        <w:widowControl/>
+        <w:ind w:firstLine="420"/>
+        <w:jc w:val="both"/>
+      </w:pPr>
+      <w:r>
+        <w:rPr>
+          <w:rFonts w:ascii="Times New Roman" w:hAnsi="Times New Roman" w:eastAsia="Noto Serif CJK SC"/>
+          <w:b w:val="0"/>
+          <w:sz w:val="21"/>
+        </w:rPr>
+        <w:t>按最新意见，材料与方法直接介绍既有观测资料、土壤物理性质和五期划分，并以编号引文标注来源；正文、图注和表题不再反复点名原资料作者。完整作者姓名及学位论文信息保留于参考文献，图件数字化方法及资料出处保留。中英文正文及补充材料已同步，图表数值和模型结果不变。</w:t>
       </w:r>
     </w:p>
     <w:sectPr>
